--- a/LP-V/HPC/A_Group1_Mini_Project.docx
+++ b/LP-V/HPC/A_Group1_Mini_Project.docx
@@ -1437,13 +1437,27 @@
         </w:rPr>
         <w:t xml:space="preserve"> </w:t>
       </w:r>
-      <w:proofErr w:type="spellStart"/>
       <w:r>
         <w:rPr>
           <w:b/>
           <w:sz w:val="28"/>
         </w:rPr>
-        <w:t>Reesma</w:t>
+        <w:t>R</w:t>
+      </w:r>
+      <w:r>
+        <w:rPr>
+          <w:b/>
+          <w:sz w:val="28"/>
+        </w:rPr>
+        <w:t xml:space="preserve">eshma </w:t>
+      </w:r>
+      <w:proofErr w:type="spellStart"/>
+      <w:r>
+        <w:rPr>
+          <w:b/>
+          <w:sz w:val="28"/>
+        </w:rPr>
+        <w:t>Yawalkar</w:t>
       </w:r>
       <w:proofErr w:type="spellEnd"/>
       <w:r>
@@ -1650,15 +1664,34 @@
         </w:rPr>
         <w:t xml:space="preserve">Prof. </w:t>
       </w:r>
-      <w:proofErr w:type="spellStart"/>
       <w:r>
         <w:rPr>
           <w:b/>
           <w:sz w:val="28"/>
         </w:rPr>
-        <w:t>Reesma</w:t>
-      </w:r>
-      <w:proofErr w:type="spellEnd"/>
+        <w:t>Res</w:t>
+      </w:r>
+      <w:r>
+        <w:rPr>
+          <w:b/>
+          <w:sz w:val="28"/>
+        </w:rPr>
+        <w:t>h</w:t>
+      </w:r>
+      <w:r>
+        <w:rPr>
+          <w:b/>
+          <w:sz w:val="28"/>
+        </w:rPr>
+        <w:t>ma</w:t>
+      </w:r>
+      <w:r>
+        <w:rPr>
+          <w:b/>
+          <w:sz w:val="28"/>
+        </w:rPr>
+        <w:t xml:space="preserve"> Yawalkar</w:t>
+      </w:r>
       <w:r>
         <w:rPr>
           <w:b/>
